--- a/public/templates/BIEN_BAN_XAC_MINH_CPC1HN.docx
+++ b/public/templates/BIEN_BAN_XAC_MINH_CPC1HN.docx
@@ -270,7 +270,7 @@
           <w:sz w:val="26"/>
           <w:szCs w:val="26"/>
         </w:rPr>
-        <w:t xml:space="preserve"> Vào lúc 08h30’, ngày </w:t>
+        <w:t xml:space="preserve"> Vào lúc {gioXM}, ngày </w:t>
       </w:r>
       <w:r>
         <w:rPr>
